--- a/materialien/Welt0_Akademie/5_Loesungen/AQ_W0_AB_Portal_LSG.docx
+++ b/materialien/Welt0_Akademie/5_Loesungen/AQ_W0_AB_Portal_LSG.docx
@@ -388,12 +388,9 @@
         <w:tblLayout w:type="fixed"/>
       </w:tblPr>
       <w:tblGrid>
-        <w:gridCol w:w="1157"/>
-        <w:gridCol w:w="964"/>
-        <w:gridCol w:w="1349"/>
-        <w:gridCol w:w="2120"/>
-        <w:gridCol w:w="1928"/>
-        <w:gridCol w:w="2120"/>
+        <w:gridCol w:w="3214"/>
+        <w:gridCol w:w="2678"/>
+        <w:gridCol w:w="3746"/>
       </w:tblGrid>
       <w:tr>
         <w:trPr>
@@ -402,7 +399,7 @@
         </w:trPr>
         <w:tc>
           <w:tcPr>
-            <w:tcW w:type="dxa" w:w="1157"/>
+            <w:tcW w:type="dxa" w:w="3214"/>
             <w:shd w:fill="1F4E79" w:color="auto" w:val="clear"/>
             <w:tcMar>
               <w:top w:type="dxa" w:w="50"/>
@@ -432,7 +429,7 @@
         </w:tc>
         <w:tc>
           <w:tcPr>
-            <w:tcW w:type="dxa" w:w="964"/>
+            <w:tcW w:type="dxa" w:w="2678"/>
             <w:shd w:fill="1F4E79" w:color="auto" w:val="clear"/>
             <w:tcMar>
               <w:top w:type="dxa" w:w="50"/>
@@ -462,7 +459,7 @@
         </w:tc>
         <w:tc>
           <w:tcPr>
-            <w:tcW w:type="dxa" w:w="1349"/>
+            <w:tcW w:type="dxa" w:w="3746"/>
             <w:shd w:fill="1F4E79" w:color="auto" w:val="clear"/>
             <w:tcMar>
               <w:top w:type="dxa" w:w="50"/>
@@ -490,96 +487,6 @@
             </w:r>
           </w:p>
         </w:tc>
-        <w:tc>
-          <w:tcPr>
-            <w:tcW w:type="dxa" w:w="2120"/>
-            <w:shd w:fill="1F4E79" w:color="auto" w:val="clear"/>
-            <w:tcMar>
-              <w:top w:type="dxa" w:w="50"/>
-              <w:left w:type="dxa" w:w="100"/>
-              <w:bottom w:type="dxa" w:w="50"/>
-              <w:right w:type="dxa" w:w="100"/>
-            </w:tcMar>
-            <w:vAlign w:val="center"/>
-          </w:tcPr>
-          <w:p>
-            <w:pPr>
-              <w:spacing w:after="0" w:line="252"/>
-              <w:jc w:val="left"/>
-            </w:pPr>
-            <w:r>
-              <w:rPr>
-                <w:rFonts w:ascii="Calibri" w:cs="Calibri" w:eastAsia="Calibri" w:hAnsi="Calibri"/>
-                <w:b/>
-                <w:bCs/>
-                <w:color w:val="FFFFFF"/>
-                <w:sz w:val="19"/>
-                <w:szCs w:val="19"/>
-              </w:rPr>
-              <w:t xml:space="preserve">i &lt; truhe.length</w:t>
-            </w:r>
-          </w:p>
-        </w:tc>
-        <w:tc>
-          <w:tcPr>
-            <w:tcW w:type="dxa" w:w="1928"/>
-            <w:shd w:fill="1F4E79" w:color="auto" w:val="clear"/>
-            <w:tcMar>
-              <w:top w:type="dxa" w:w="50"/>
-              <w:left w:type="dxa" w:w="100"/>
-              <w:bottom w:type="dxa" w:w="50"/>
-              <w:right w:type="dxa" w:w="100"/>
-            </w:tcMar>
-            <w:vAlign w:val="center"/>
-          </w:tcPr>
-          <w:p>
-            <w:pPr>
-              <w:spacing w:after="0" w:line="252"/>
-              <w:jc w:val="left"/>
-            </w:pPr>
-            <w:r>
-              <w:rPr>
-                <w:rFonts w:ascii="Calibri" w:cs="Calibri" w:eastAsia="Calibri" w:hAnsi="Calibri"/>
-                <w:b/>
-                <w:bCs/>
-                <w:color w:val="FFFFFF"/>
-                <w:sz w:val="19"/>
-                <w:szCs w:val="19"/>
-              </w:rPr>
-              <w:t xml:space="preserve">summe &lt; ziel</w:t>
-            </w:r>
-          </w:p>
-        </w:tc>
-        <w:tc>
-          <w:tcPr>
-            <w:tcW w:type="dxa" w:w="2120"/>
-            <w:shd w:fill="1F4E79" w:color="auto" w:val="clear"/>
-            <w:tcMar>
-              <w:top w:type="dxa" w:w="50"/>
-              <w:left w:type="dxa" w:w="100"/>
-              <w:bottom w:type="dxa" w:w="50"/>
-              <w:right w:type="dxa" w:w="100"/>
-            </w:tcMar>
-            <w:vAlign w:val="center"/>
-          </w:tcPr>
-          <w:p>
-            <w:pPr>
-              <w:spacing w:after="0" w:line="252"/>
-              <w:jc w:val="left"/>
-            </w:pPr>
-            <w:r>
-              <w:rPr>
-                <w:rFonts w:ascii="Calibri" w:cs="Calibri" w:eastAsia="Calibri" w:hAnsi="Calibri"/>
-                <w:b/>
-                <w:bCs/>
-                <w:color w:val="FFFFFF"/>
-                <w:sz w:val="19"/>
-                <w:szCs w:val="19"/>
-              </w:rPr>
-              <w:t xml:space="preserve">Bedingung</w:t>
-            </w:r>
-          </w:p>
-        </w:tc>
       </w:tr>
       <w:tr>
         <w:trPr>
@@ -587,7 +494,7 @@
         </w:trPr>
         <w:tc>
           <w:tcPr>
-            <w:tcW w:type="dxa" w:w="1157"/>
+            <w:tcW w:type="dxa" w:w="3214"/>
             <w:tcMar>
               <w:top w:type="dxa" w:w="50"/>
               <w:left w:type="dxa" w:w="100"/>
@@ -614,7 +521,7 @@
         </w:tc>
         <w:tc>
           <w:tcPr>
-            <w:tcW w:type="dxa" w:w="964"/>
+            <w:tcW w:type="dxa" w:w="2678"/>
             <w:tcMar>
               <w:top w:type="dxa" w:w="50"/>
               <w:left w:type="dxa" w:w="100"/>
@@ -641,7 +548,7 @@
         </w:tc>
         <w:tc>
           <w:tcPr>
-            <w:tcW w:type="dxa" w:w="1349"/>
+            <w:tcW w:type="dxa" w:w="3746"/>
             <w:tcMar>
               <w:top w:type="dxa" w:w="50"/>
               <w:left w:type="dxa" w:w="100"/>
@@ -666,60 +573,6 @@
             </w:r>
           </w:p>
         </w:tc>
-        <w:tc>
-          <w:tcPr>
-            <w:tcW w:type="dxa" w:w="2120"/>
-            <w:tcMar>
-              <w:top w:type="dxa" w:w="50"/>
-              <w:left w:type="dxa" w:w="100"/>
-              <w:bottom w:type="dxa" w:w="50"/>
-              <w:right w:type="dxa" w:w="100"/>
-            </w:tcMar>
-            <w:vAlign w:val="center"/>
-          </w:tcPr>
-          <w:p>
-            <w:pPr>
-              <w:spacing w:after="0" w:line="252"/>
-              <w:jc w:val="left"/>
-            </w:pPr>
-          </w:p>
-        </w:tc>
-        <w:tc>
-          <w:tcPr>
-            <w:tcW w:type="dxa" w:w="1928"/>
-            <w:tcMar>
-              <w:top w:type="dxa" w:w="50"/>
-              <w:left w:type="dxa" w:w="100"/>
-              <w:bottom w:type="dxa" w:w="50"/>
-              <w:right w:type="dxa" w:w="100"/>
-            </w:tcMar>
-            <w:vAlign w:val="center"/>
-          </w:tcPr>
-          <w:p>
-            <w:pPr>
-              <w:spacing w:after="0" w:line="252"/>
-              <w:jc w:val="left"/>
-            </w:pPr>
-          </w:p>
-        </w:tc>
-        <w:tc>
-          <w:tcPr>
-            <w:tcW w:type="dxa" w:w="2120"/>
-            <w:tcMar>
-              <w:top w:type="dxa" w:w="50"/>
-              <w:left w:type="dxa" w:w="100"/>
-              <w:bottom w:type="dxa" w:w="50"/>
-              <w:right w:type="dxa" w:w="100"/>
-            </w:tcMar>
-            <w:vAlign w:val="center"/>
-          </w:tcPr>
-          <w:p>
-            <w:pPr>
-              <w:spacing w:after="0" w:line="252"/>
-              <w:jc w:val="left"/>
-            </w:pPr>
-          </w:p>
-        </w:tc>
       </w:tr>
       <w:tr>
         <w:trPr>
@@ -727,7 +580,7 @@
         </w:trPr>
         <w:tc>
           <w:tcPr>
-            <w:tcW w:type="dxa" w:w="1157"/>
+            <w:tcW w:type="dxa" w:w="3214"/>
             <w:tcMar>
               <w:top w:type="dxa" w:w="50"/>
               <w:left w:type="dxa" w:w="100"/>
@@ -754,7 +607,7 @@
         </w:tc>
         <w:tc>
           <w:tcPr>
-            <w:tcW w:type="dxa" w:w="964"/>
+            <w:tcW w:type="dxa" w:w="2678"/>
             <w:tcMar>
               <w:top w:type="dxa" w:w="50"/>
               <w:left w:type="dxa" w:w="100"/>
@@ -781,7 +634,7 @@
         </w:tc>
         <w:tc>
           <w:tcPr>
-            <w:tcW w:type="dxa" w:w="1349"/>
+            <w:tcW w:type="dxa" w:w="3746"/>
             <w:tcMar>
               <w:top w:type="dxa" w:w="50"/>
               <w:left w:type="dxa" w:w="100"/>
@@ -806,87 +659,6 @@
             </w:r>
           </w:p>
         </w:tc>
-        <w:tc>
-          <w:tcPr>
-            <w:tcW w:type="dxa" w:w="2120"/>
-            <w:tcMar>
-              <w:top w:type="dxa" w:w="50"/>
-              <w:left w:type="dxa" w:w="100"/>
-              <w:bottom w:type="dxa" w:w="50"/>
-              <w:right w:type="dxa" w:w="100"/>
-            </w:tcMar>
-            <w:vAlign w:val="center"/>
-          </w:tcPr>
-          <w:p>
-            <w:pPr>
-              <w:spacing w:after="0" w:line="252"/>
-              <w:jc w:val="left"/>
-            </w:pPr>
-            <w:r>
-              <w:rPr>
-                <w:rFonts w:ascii="Calibri" w:cs="Calibri" w:eastAsia="Calibri" w:hAnsi="Calibri"/>
-                <w:color w:val="222222"/>
-                <w:sz w:val="19"/>
-                <w:szCs w:val="19"/>
-              </w:rPr>
-              <w:t xml:space="preserve">w</w:t>
-            </w:r>
-          </w:p>
-        </w:tc>
-        <w:tc>
-          <w:tcPr>
-            <w:tcW w:type="dxa" w:w="1928"/>
-            <w:tcMar>
-              <w:top w:type="dxa" w:w="50"/>
-              <w:left w:type="dxa" w:w="100"/>
-              <w:bottom w:type="dxa" w:w="50"/>
-              <w:right w:type="dxa" w:w="100"/>
-            </w:tcMar>
-            <w:vAlign w:val="center"/>
-          </w:tcPr>
-          <w:p>
-            <w:pPr>
-              <w:spacing w:after="0" w:line="252"/>
-              <w:jc w:val="left"/>
-            </w:pPr>
-            <w:r>
-              <w:rPr>
-                <w:rFonts w:ascii="Calibri" w:cs="Calibri" w:eastAsia="Calibri" w:hAnsi="Calibri"/>
-                <w:color w:val="222222"/>
-                <w:sz w:val="19"/>
-                <w:szCs w:val="19"/>
-              </w:rPr>
-              <w:t xml:space="preserve">w</w:t>
-            </w:r>
-          </w:p>
-        </w:tc>
-        <w:tc>
-          <w:tcPr>
-            <w:tcW w:type="dxa" w:w="2120"/>
-            <w:tcMar>
-              <w:top w:type="dxa" w:w="50"/>
-              <w:left w:type="dxa" w:w="100"/>
-              <w:bottom w:type="dxa" w:w="50"/>
-              <w:right w:type="dxa" w:w="100"/>
-            </w:tcMar>
-            <w:vAlign w:val="center"/>
-          </w:tcPr>
-          <w:p>
-            <w:pPr>
-              <w:spacing w:after="0" w:line="252"/>
-              <w:jc w:val="left"/>
-            </w:pPr>
-            <w:r>
-              <w:rPr>
-                <w:rFonts w:ascii="Calibri" w:cs="Calibri" w:eastAsia="Calibri" w:hAnsi="Calibri"/>
-                <w:color w:val="222222"/>
-                <w:sz w:val="19"/>
-                <w:szCs w:val="19"/>
-              </w:rPr>
-              <w:t xml:space="preserve">w</w:t>
-            </w:r>
-          </w:p>
-        </w:tc>
       </w:tr>
       <w:tr>
         <w:trPr>
@@ -894,7 +666,7 @@
         </w:trPr>
         <w:tc>
           <w:tcPr>
-            <w:tcW w:type="dxa" w:w="1157"/>
+            <w:tcW w:type="dxa" w:w="3214"/>
             <w:tcMar>
               <w:top w:type="dxa" w:w="50"/>
               <w:left w:type="dxa" w:w="100"/>
@@ -921,7 +693,7 @@
         </w:tc>
         <w:tc>
           <w:tcPr>
-            <w:tcW w:type="dxa" w:w="964"/>
+            <w:tcW w:type="dxa" w:w="2678"/>
             <w:tcMar>
               <w:top w:type="dxa" w:w="50"/>
               <w:left w:type="dxa" w:w="100"/>
@@ -948,7 +720,7 @@
         </w:tc>
         <w:tc>
           <w:tcPr>
-            <w:tcW w:type="dxa" w:w="1349"/>
+            <w:tcW w:type="dxa" w:w="3746"/>
             <w:tcMar>
               <w:top w:type="dxa" w:w="50"/>
               <w:left w:type="dxa" w:w="100"/>
@@ -973,87 +745,6 @@
             </w:r>
           </w:p>
         </w:tc>
-        <w:tc>
-          <w:tcPr>
-            <w:tcW w:type="dxa" w:w="2120"/>
-            <w:tcMar>
-              <w:top w:type="dxa" w:w="50"/>
-              <w:left w:type="dxa" w:w="100"/>
-              <w:bottom w:type="dxa" w:w="50"/>
-              <w:right w:type="dxa" w:w="100"/>
-            </w:tcMar>
-            <w:vAlign w:val="center"/>
-          </w:tcPr>
-          <w:p>
-            <w:pPr>
-              <w:spacing w:after="0" w:line="252"/>
-              <w:jc w:val="left"/>
-            </w:pPr>
-            <w:r>
-              <w:rPr>
-                <w:rFonts w:ascii="Calibri" w:cs="Calibri" w:eastAsia="Calibri" w:hAnsi="Calibri"/>
-                <w:color w:val="222222"/>
-                <w:sz w:val="19"/>
-                <w:szCs w:val="19"/>
-              </w:rPr>
-              <w:t xml:space="preserve">w</w:t>
-            </w:r>
-          </w:p>
-        </w:tc>
-        <w:tc>
-          <w:tcPr>
-            <w:tcW w:type="dxa" w:w="1928"/>
-            <w:tcMar>
-              <w:top w:type="dxa" w:w="50"/>
-              <w:left w:type="dxa" w:w="100"/>
-              <w:bottom w:type="dxa" w:w="50"/>
-              <w:right w:type="dxa" w:w="100"/>
-            </w:tcMar>
-            <w:vAlign w:val="center"/>
-          </w:tcPr>
-          <w:p>
-            <w:pPr>
-              <w:spacing w:after="0" w:line="252"/>
-              <w:jc w:val="left"/>
-            </w:pPr>
-            <w:r>
-              <w:rPr>
-                <w:rFonts w:ascii="Calibri" w:cs="Calibri" w:eastAsia="Calibri" w:hAnsi="Calibri"/>
-                <w:color w:val="222222"/>
-                <w:sz w:val="19"/>
-                <w:szCs w:val="19"/>
-              </w:rPr>
-              <w:t xml:space="preserve">w</w:t>
-            </w:r>
-          </w:p>
-        </w:tc>
-        <w:tc>
-          <w:tcPr>
-            <w:tcW w:type="dxa" w:w="2120"/>
-            <w:tcMar>
-              <w:top w:type="dxa" w:w="50"/>
-              <w:left w:type="dxa" w:w="100"/>
-              <w:bottom w:type="dxa" w:w="50"/>
-              <w:right w:type="dxa" w:w="100"/>
-            </w:tcMar>
-            <w:vAlign w:val="center"/>
-          </w:tcPr>
-          <w:p>
-            <w:pPr>
-              <w:spacing w:after="0" w:line="252"/>
-              <w:jc w:val="left"/>
-            </w:pPr>
-            <w:r>
-              <w:rPr>
-                <w:rFonts w:ascii="Calibri" w:cs="Calibri" w:eastAsia="Calibri" w:hAnsi="Calibri"/>
-                <w:color w:val="222222"/>
-                <w:sz w:val="19"/>
-                <w:szCs w:val="19"/>
-              </w:rPr>
-              <w:t xml:space="preserve">w</w:t>
-            </w:r>
-          </w:p>
-        </w:tc>
       </w:tr>
       <w:tr>
         <w:trPr>
@@ -1061,7 +752,7 @@
         </w:trPr>
         <w:tc>
           <w:tcPr>
-            <w:tcW w:type="dxa" w:w="1157"/>
+            <w:tcW w:type="dxa" w:w="3214"/>
             <w:tcMar>
               <w:top w:type="dxa" w:w="50"/>
               <w:left w:type="dxa" w:w="100"/>
@@ -1088,7 +779,7 @@
         </w:tc>
         <w:tc>
           <w:tcPr>
-            <w:tcW w:type="dxa" w:w="964"/>
+            <w:tcW w:type="dxa" w:w="2678"/>
             <w:tcMar>
               <w:top w:type="dxa" w:w="50"/>
               <w:left w:type="dxa" w:w="100"/>
@@ -1115,7 +806,7 @@
         </w:tc>
         <w:tc>
           <w:tcPr>
-            <w:tcW w:type="dxa" w:w="1349"/>
+            <w:tcW w:type="dxa" w:w="3746"/>
             <w:tcMar>
               <w:top w:type="dxa" w:w="50"/>
               <w:left w:type="dxa" w:w="100"/>
@@ -1140,236 +831,6 @@
             </w:r>
           </w:p>
         </w:tc>
-        <w:tc>
-          <w:tcPr>
-            <w:tcW w:type="dxa" w:w="2120"/>
-            <w:tcMar>
-              <w:top w:type="dxa" w:w="50"/>
-              <w:left w:type="dxa" w:w="100"/>
-              <w:bottom w:type="dxa" w:w="50"/>
-              <w:right w:type="dxa" w:w="100"/>
-            </w:tcMar>
-            <w:vAlign w:val="center"/>
-          </w:tcPr>
-          <w:p>
-            <w:pPr>
-              <w:spacing w:after="0" w:line="252"/>
-              <w:jc w:val="left"/>
-            </w:pPr>
-            <w:r>
-              <w:rPr>
-                <w:rFonts w:ascii="Calibri" w:cs="Calibri" w:eastAsia="Calibri" w:hAnsi="Calibri"/>
-                <w:color w:val="222222"/>
-                <w:sz w:val="19"/>
-                <w:szCs w:val="19"/>
-              </w:rPr>
-              <w:t xml:space="preserve">w</w:t>
-            </w:r>
-          </w:p>
-        </w:tc>
-        <w:tc>
-          <w:tcPr>
-            <w:tcW w:type="dxa" w:w="1928"/>
-            <w:tcMar>
-              <w:top w:type="dxa" w:w="50"/>
-              <w:left w:type="dxa" w:w="100"/>
-              <w:bottom w:type="dxa" w:w="50"/>
-              <w:right w:type="dxa" w:w="100"/>
-            </w:tcMar>
-            <w:vAlign w:val="center"/>
-          </w:tcPr>
-          <w:p>
-            <w:pPr>
-              <w:spacing w:after="0" w:line="252"/>
-              <w:jc w:val="left"/>
-            </w:pPr>
-            <w:r>
-              <w:rPr>
-                <w:rFonts w:ascii="Calibri" w:cs="Calibri" w:eastAsia="Calibri" w:hAnsi="Calibri"/>
-                <w:color w:val="222222"/>
-                <w:sz w:val="19"/>
-                <w:szCs w:val="19"/>
-              </w:rPr>
-              <w:t xml:space="preserve">w</w:t>
-            </w:r>
-          </w:p>
-        </w:tc>
-        <w:tc>
-          <w:tcPr>
-            <w:tcW w:type="dxa" w:w="2120"/>
-            <w:tcMar>
-              <w:top w:type="dxa" w:w="50"/>
-              <w:left w:type="dxa" w:w="100"/>
-              <w:bottom w:type="dxa" w:w="50"/>
-              <w:right w:type="dxa" w:w="100"/>
-            </w:tcMar>
-            <w:vAlign w:val="center"/>
-          </w:tcPr>
-          <w:p>
-            <w:pPr>
-              <w:spacing w:after="0" w:line="252"/>
-              <w:jc w:val="left"/>
-            </w:pPr>
-            <w:r>
-              <w:rPr>
-                <w:rFonts w:ascii="Calibri" w:cs="Calibri" w:eastAsia="Calibri" w:hAnsi="Calibri"/>
-                <w:color w:val="222222"/>
-                <w:sz w:val="19"/>
-                <w:szCs w:val="19"/>
-              </w:rPr>
-              <w:t xml:space="preserve">w</w:t>
-            </w:r>
-          </w:p>
-        </w:tc>
-      </w:tr>
-      <w:tr>
-        <w:trPr>
-          <w:cantSplit/>
-        </w:trPr>
-        <w:tc>
-          <w:tcPr>
-            <w:tcW w:type="dxa" w:w="1157"/>
-            <w:tcMar>
-              <w:top w:type="dxa" w:w="50"/>
-              <w:left w:type="dxa" w:w="100"/>
-              <w:bottom w:type="dxa" w:w="50"/>
-              <w:right w:type="dxa" w:w="100"/>
-            </w:tcMar>
-            <w:vAlign w:val="center"/>
-          </w:tcPr>
-          <w:p>
-            <w:pPr>
-              <w:spacing w:after="0" w:line="252"/>
-              <w:jc w:val="left"/>
-            </w:pPr>
-            <w:r>
-              <w:rPr>
-                <w:rFonts w:ascii="Calibri" w:cs="Calibri" w:eastAsia="Calibri" w:hAnsi="Calibri"/>
-                <w:color w:val="222222"/>
-                <w:sz w:val="19"/>
-                <w:szCs w:val="19"/>
-              </w:rPr>
-              <w:t xml:space="preserve">5</w:t>
-            </w:r>
-          </w:p>
-        </w:tc>
-        <w:tc>
-          <w:tcPr>
-            <w:tcW w:type="dxa" w:w="964"/>
-            <w:tcMar>
-              <w:top w:type="dxa" w:w="50"/>
-              <w:left w:type="dxa" w:w="100"/>
-              <w:bottom w:type="dxa" w:w="50"/>
-              <w:right w:type="dxa" w:w="100"/>
-            </w:tcMar>
-            <w:vAlign w:val="center"/>
-          </w:tcPr>
-          <w:p>
-            <w:pPr>
-              <w:spacing w:after="0" w:line="252"/>
-              <w:jc w:val="left"/>
-            </w:pPr>
-          </w:p>
-        </w:tc>
-        <w:tc>
-          <w:tcPr>
-            <w:tcW w:type="dxa" w:w="1349"/>
-            <w:tcMar>
-              <w:top w:type="dxa" w:w="50"/>
-              <w:left w:type="dxa" w:w="100"/>
-              <w:bottom w:type="dxa" w:w="50"/>
-              <w:right w:type="dxa" w:w="100"/>
-            </w:tcMar>
-            <w:vAlign w:val="center"/>
-          </w:tcPr>
-          <w:p>
-            <w:pPr>
-              <w:spacing w:after="0" w:line="252"/>
-              <w:jc w:val="left"/>
-            </w:pPr>
-          </w:p>
-        </w:tc>
-        <w:tc>
-          <w:tcPr>
-            <w:tcW w:type="dxa" w:w="2120"/>
-            <w:tcMar>
-              <w:top w:type="dxa" w:w="50"/>
-              <w:left w:type="dxa" w:w="100"/>
-              <w:bottom w:type="dxa" w:w="50"/>
-              <w:right w:type="dxa" w:w="100"/>
-            </w:tcMar>
-            <w:vAlign w:val="center"/>
-          </w:tcPr>
-          <w:p>
-            <w:pPr>
-              <w:spacing w:after="0" w:line="252"/>
-              <w:jc w:val="left"/>
-            </w:pPr>
-            <w:r>
-              <w:rPr>
-                <w:rFonts w:ascii="Calibri" w:cs="Calibri" w:eastAsia="Calibri" w:hAnsi="Calibri"/>
-                <w:color w:val="222222"/>
-                <w:sz w:val="19"/>
-                <w:szCs w:val="19"/>
-              </w:rPr>
-              <w:t xml:space="preserve">w</w:t>
-            </w:r>
-          </w:p>
-        </w:tc>
-        <w:tc>
-          <w:tcPr>
-            <w:tcW w:type="dxa" w:w="1928"/>
-            <w:tcMar>
-              <w:top w:type="dxa" w:w="50"/>
-              <w:left w:type="dxa" w:w="100"/>
-              <w:bottom w:type="dxa" w:w="50"/>
-              <w:right w:type="dxa" w:w="100"/>
-            </w:tcMar>
-            <w:vAlign w:val="center"/>
-          </w:tcPr>
-          <w:p>
-            <w:pPr>
-              <w:spacing w:after="0" w:line="252"/>
-              <w:jc w:val="left"/>
-            </w:pPr>
-            <w:r>
-              <w:rPr>
-                <w:rFonts w:ascii="Calibri" w:cs="Calibri" w:eastAsia="Calibri" w:hAnsi="Calibri"/>
-                <w:color w:val="222222"/>
-                <w:sz w:val="19"/>
-                <w:szCs w:val="19"/>
-              </w:rPr>
-              <w:t xml:space="preserve">f</w:t>
-            </w:r>
-          </w:p>
-        </w:tc>
-        <w:tc>
-          <w:tcPr>
-            <w:tcW w:type="dxa" w:w="2120"/>
-            <w:tcMar>
-              <w:top w:type="dxa" w:w="50"/>
-              <w:left w:type="dxa" w:w="100"/>
-              <w:bottom w:type="dxa" w:w="50"/>
-              <w:right w:type="dxa" w:w="100"/>
-            </w:tcMar>
-            <w:vAlign w:val="center"/>
-          </w:tcPr>
-          <w:p>
-            <w:pPr>
-              <w:spacing w:after="0" w:line="252"/>
-              <w:jc w:val="left"/>
-            </w:pPr>
-            <w:r>
-              <w:rPr>
-                <w:rFonts w:ascii="Calibri" w:cs="Calibri" w:eastAsia="Calibri" w:hAnsi="Calibri"/>
-                <w:color w:val="222222"/>
-                <w:sz w:val="19"/>
-                <w:szCs w:val="19"/>
-              </w:rPr>
-              <w:t xml:space="preserve">f → Rückgabe 3</w:t>
-            </w:r>
-          </w:p>
-        </w:tc>
       </w:tr>
     </w:tbl>
     <w:p>
@@ -1388,7 +849,7 @@
           <w:sz w:val="22"/>
           <w:szCs w:val="22"/>
         </w:rPr>
-        <w:t xml:space="preserve">Zeilen 2–4: Werte nach dem Schleifendurchlauf; die Bedingung wird jeweils vorher geprüft. </w:t>
+        <w:t xml:space="preserve">Zeile 1: Startwerte (Markierung in Codezeile 3); Zeilen 2–4: Werte am Ende jedes Schleifendurchlaufs (Markierung bei i++). Danach ist summe &lt; ziel (15 &lt; 15) falsch, die Schleife endet. </w:t>
       </w:r>
       <w:r>
         <w:rPr>
